--- a/Documents RAG/Note de Cadrage - Europe de l'Ouest - Montants(Eng).docx
+++ b/Documents RAG/Note de Cadrage - Europe de l'Ouest - Montants(Eng).docx
@@ -4,670 +4,862 @@
   <w:body>
     <w:p>
       <w:pPr>
-        <w:rPr>
-          <w:rFonts w:ascii="Segoe UI" w:eastAsia="Times New Roman" w:hAnsi="Segoe UI" w:cs="Segoe UI"/>
-          <w:b/>
-          <w:bCs/>
-          <w:color w:val="404040"/>
-          <w:kern w:val="0"/>
+        <w:pStyle w:val="Titre3"/>
+        <w:rPr>
+          <w:rFonts w:ascii="Segoe UI" w:hAnsi="Segoe UI" w:cs="Segoe UI"/>
+          <w:color w:val="404040"/>
           <w:sz w:val="27"/>
           <w:szCs w:val="27"/>
-          <w:lang w:val="de-DE" w:eastAsia="fr-FR"/>
-          <w14:ligatures w14:val="none"/>
-        </w:rPr>
-      </w:pPr>
-      <w:r>
-        <w:rPr>
-          <w:rFonts w:ascii="Segoe UI" w:eastAsia="Times New Roman" w:hAnsi="Segoe UI" w:cs="Segoe UI"/>
-          <w:b/>
-          <w:bCs/>
-          <w:color w:val="404040"/>
-          <w:kern w:val="0"/>
-          <w:sz w:val="27"/>
-          <w:szCs w:val="27"/>
-          <w:lang w:val="de-DE" w:eastAsia="fr-FR"/>
-          <w14:ligatures w14:val="none"/>
-        </w:rPr>
-        <w:t>Western Europe (</w:t>
+        </w:rPr>
+      </w:pPr>
+      <w:r>
+        <w:rPr>
+          <w:rStyle w:val="lev"/>
+          <w:rFonts w:ascii="Segoe UI" w:hAnsi="Segoe UI" w:cs="Segoe UI"/>
+          <w:b w:val="0"/>
+          <w:bCs w:val="0"/>
+          <w:color w:val="404040"/>
+        </w:rPr>
+        <w:t xml:space="preserve">Western Europe: </w:t>
       </w:r>
       <w:proofErr w:type="spellStart"/>
       <w:r>
         <w:rPr>
-          <w:rFonts w:ascii="Segoe UI" w:eastAsia="Times New Roman" w:hAnsi="Segoe UI" w:cs="Segoe UI"/>
-          <w:b/>
-          <w:bCs/>
-          <w:color w:val="404040"/>
-          <w:kern w:val="0"/>
-          <w:sz w:val="27"/>
-          <w:szCs w:val="27"/>
-          <w:lang w:val="de-DE" w:eastAsia="fr-FR"/>
-          <w14:ligatures w14:val="none"/>
+          <w:rStyle w:val="lev"/>
+          <w:rFonts w:ascii="Segoe UI" w:hAnsi="Segoe UI" w:cs="Segoe UI"/>
+          <w:b w:val="0"/>
+          <w:bCs w:val="0"/>
+          <w:color w:val="404040"/>
         </w:rPr>
         <w:t>Belgium</w:t>
       </w:r>
       <w:proofErr w:type="spellEnd"/>
       <w:r>
         <w:rPr>
-          <w:rFonts w:ascii="Segoe UI" w:eastAsia="Times New Roman" w:hAnsi="Segoe UI" w:cs="Segoe UI"/>
-          <w:b/>
-          <w:bCs/>
-          <w:color w:val="404040"/>
-          <w:kern w:val="0"/>
-          <w:sz w:val="27"/>
-          <w:szCs w:val="27"/>
-          <w:lang w:val="de-DE" w:eastAsia="fr-FR"/>
-          <w14:ligatures w14:val="none"/>
+          <w:rStyle w:val="lev"/>
+          <w:rFonts w:ascii="Segoe UI" w:hAnsi="Segoe UI" w:cs="Segoe UI"/>
+          <w:b w:val="0"/>
+          <w:bCs w:val="0"/>
+          <w:color w:val="404040"/>
         </w:rPr>
         <w:t xml:space="preserve">, Germany, </w:t>
       </w:r>
       <w:proofErr w:type="spellStart"/>
       <w:r>
         <w:rPr>
-          <w:rFonts w:ascii="Segoe UI" w:eastAsia="Times New Roman" w:hAnsi="Segoe UI" w:cs="Segoe UI"/>
-          <w:b/>
-          <w:bCs/>
-          <w:color w:val="404040"/>
-          <w:kern w:val="0"/>
-          <w:sz w:val="27"/>
-          <w:szCs w:val="27"/>
-          <w:lang w:val="de-DE" w:eastAsia="fr-FR"/>
-          <w14:ligatures w14:val="none"/>
+          <w:rStyle w:val="lev"/>
+          <w:rFonts w:ascii="Segoe UI" w:hAnsi="Segoe UI" w:cs="Segoe UI"/>
+          <w:b w:val="0"/>
+          <w:bCs w:val="0"/>
+          <w:color w:val="404040"/>
         </w:rPr>
         <w:t>Netherlands</w:t>
-      </w:r>
-      <w:proofErr w:type="spellEnd"/>
-      <w:r>
-        <w:rPr>
-          <w:rFonts w:ascii="Segoe UI" w:eastAsia="Times New Roman" w:hAnsi="Segoe UI" w:cs="Segoe UI"/>
-          <w:b/>
-          <w:bCs/>
-          <w:color w:val="404040"/>
-          <w:kern w:val="0"/>
-          <w:sz w:val="27"/>
-          <w:szCs w:val="27"/>
-          <w:lang w:val="de-DE" w:eastAsia="fr-FR"/>
-          <w14:ligatures w14:val="none"/>
-        </w:rPr>
-        <w:t>)</w:t>
-      </w:r>
-    </w:p>
-    <w:p>
-      <w:pPr>
-        <w:rPr>
-          <w:rFonts w:ascii="Segoe UI" w:eastAsia="Times New Roman" w:hAnsi="Segoe UI" w:cs="Segoe UI"/>
-          <w:b/>
-          <w:bCs/>
-          <w:color w:val="404040"/>
-          <w:kern w:val="0"/>
-          <w:sz w:val="27"/>
-          <w:szCs w:val="27"/>
-          <w:lang w:eastAsia="fr-FR"/>
-          <w14:ligatures w14:val="none"/>
-        </w:rPr>
-      </w:pPr>
-      <w:r>
-        <w:rPr>
-          <w:rFonts w:ascii="Segoe UI" w:eastAsia="Times New Roman" w:hAnsi="Segoe UI" w:cs="Segoe UI"/>
-          <w:b/>
-          <w:bCs/>
-          <w:color w:val="404040"/>
-          <w:kern w:val="0"/>
-          <w:sz w:val="27"/>
-          <w:szCs w:val="27"/>
-          <w:lang w:eastAsia="fr-FR"/>
-          <w14:ligatures w14:val="none"/>
-        </w:rPr>
-        <w:t xml:space="preserve">2024 Performance </w:t>
-      </w:r>
-      <w:proofErr w:type="spellStart"/>
-      <w:r>
-        <w:rPr>
-          <w:rFonts w:ascii="Segoe UI" w:eastAsia="Times New Roman" w:hAnsi="Segoe UI" w:cs="Segoe UI"/>
-          <w:b/>
-          <w:bCs/>
-          <w:color w:val="404040"/>
-          <w:kern w:val="0"/>
-          <w:sz w:val="27"/>
-          <w:szCs w:val="27"/>
-          <w:lang w:eastAsia="fr-FR"/>
-          <w14:ligatures w14:val="none"/>
-        </w:rPr>
-        <w:t>Analysis</w:t>
       </w:r>
       <w:proofErr w:type="spellEnd"/>
     </w:p>
     <w:p>
       <w:pPr>
-        <w:numPr>
-          <w:ilvl w:val="0"/>
-          <w:numId w:val="16"/>
-        </w:numPr>
-        <w:rPr>
-          <w:rFonts w:ascii="Segoe UI" w:eastAsia="Times New Roman" w:hAnsi="Segoe UI" w:cs="Segoe UI"/>
-          <w:b/>
-          <w:bCs/>
-          <w:color w:val="404040"/>
-          <w:kern w:val="0"/>
-          <w:sz w:val="27"/>
-          <w:szCs w:val="27"/>
-          <w:lang w:val="en-US" w:eastAsia="fr-FR"/>
-          <w14:ligatures w14:val="none"/>
-        </w:rPr>
-      </w:pPr>
-      <w:r>
-        <w:rPr>
-          <w:rFonts w:ascii="Segoe UI" w:eastAsia="Times New Roman" w:hAnsi="Segoe UI" w:cs="Segoe UI"/>
-          <w:b/>
-          <w:bCs/>
-          <w:color w:val="404040"/>
-          <w:kern w:val="0"/>
-          <w:sz w:val="27"/>
-          <w:szCs w:val="27"/>
-          <w:lang w:val="en-US" w:eastAsia="fr-FR"/>
-          <w14:ligatures w14:val="none"/>
-        </w:rPr>
-        <w:t>Total Sales: €407,990.9k (Q3 peak: +12% vs Q1).</w:t>
-      </w:r>
-    </w:p>
-    <w:p>
-      <w:pPr>
-        <w:numPr>
-          <w:ilvl w:val="0"/>
-          <w:numId w:val="16"/>
-        </w:numPr>
-        <w:rPr>
-          <w:rFonts w:ascii="Segoe UI" w:eastAsia="Times New Roman" w:hAnsi="Segoe UI" w:cs="Segoe UI"/>
-          <w:b/>
-          <w:bCs/>
-          <w:color w:val="404040"/>
-          <w:kern w:val="0"/>
-          <w:sz w:val="27"/>
-          <w:szCs w:val="27"/>
-          <w:lang w:val="en-US" w:eastAsia="fr-FR"/>
-          <w14:ligatures w14:val="none"/>
-        </w:rPr>
-      </w:pPr>
-      <w:r>
-        <w:rPr>
-          <w:rFonts w:ascii="Segoe UI" w:eastAsia="Times New Roman" w:hAnsi="Segoe UI" w:cs="Segoe UI"/>
-          <w:b/>
-          <w:bCs/>
-          <w:color w:val="404040"/>
-          <w:kern w:val="0"/>
-          <w:sz w:val="27"/>
-          <w:szCs w:val="27"/>
-          <w:lang w:val="en-US" w:eastAsia="fr-FR"/>
-          <w14:ligatures w14:val="none"/>
-        </w:rPr>
-        <w:t>Total Costs: €226,053.9k (Volatility in spare parts and personnel costs).</w:t>
-      </w:r>
-    </w:p>
-    <w:p>
-      <w:pPr>
-        <w:numPr>
-          <w:ilvl w:val="0"/>
-          <w:numId w:val="16"/>
-        </w:numPr>
-        <w:rPr>
-          <w:rFonts w:ascii="Segoe UI" w:eastAsia="Times New Roman" w:hAnsi="Segoe UI" w:cs="Segoe UI"/>
-          <w:b/>
-          <w:bCs/>
-          <w:color w:val="404040"/>
-          <w:kern w:val="0"/>
-          <w:sz w:val="27"/>
-          <w:szCs w:val="27"/>
-          <w:lang w:val="en-US" w:eastAsia="fr-FR"/>
-          <w14:ligatures w14:val="none"/>
-        </w:rPr>
-      </w:pPr>
-      <w:r>
-        <w:rPr>
-          <w:rFonts w:ascii="Segoe UI" w:eastAsia="Times New Roman" w:hAnsi="Segoe UI" w:cs="Segoe UI"/>
-          <w:b/>
-          <w:bCs/>
-          <w:color w:val="404040"/>
-          <w:kern w:val="0"/>
-          <w:sz w:val="27"/>
-          <w:szCs w:val="27"/>
-          <w:lang w:val="en-US" w:eastAsia="fr-FR"/>
-          <w14:ligatures w14:val="none"/>
-        </w:rPr>
-        <w:t>Net Margin: 44.6% (Potential for centralization gains).</w:t>
-      </w:r>
-    </w:p>
-    <w:p>
-      <w:pPr>
-        <w:rPr>
-          <w:rFonts w:ascii="Segoe UI" w:eastAsia="Times New Roman" w:hAnsi="Segoe UI" w:cs="Segoe UI"/>
-          <w:b/>
-          <w:bCs/>
-          <w:color w:val="404040"/>
-          <w:kern w:val="0"/>
-          <w:sz w:val="27"/>
-          <w:szCs w:val="27"/>
-          <w:lang w:eastAsia="fr-FR"/>
-          <w14:ligatures w14:val="none"/>
-        </w:rPr>
-      </w:pPr>
-      <w:r>
-        <w:rPr>
-          <w:rFonts w:ascii="Segoe UI" w:eastAsia="Times New Roman" w:hAnsi="Segoe UI" w:cs="Segoe UI"/>
-          <w:b/>
-          <w:bCs/>
-          <w:color w:val="404040"/>
-          <w:kern w:val="0"/>
-          <w:sz w:val="27"/>
-          <w:szCs w:val="27"/>
-          <w:lang w:eastAsia="fr-FR"/>
-          <w14:ligatures w14:val="none"/>
-        </w:rPr>
-        <w:t xml:space="preserve">2025 </w:t>
-      </w:r>
+        <w:pStyle w:val="Titre4"/>
+        <w:rPr>
+          <w:rFonts w:ascii="Segoe UI" w:hAnsi="Segoe UI" w:cs="Segoe UI"/>
+          <w:color w:val="404040"/>
+        </w:rPr>
+      </w:pPr>
       <w:proofErr w:type="spellStart"/>
       <w:r>
         <w:rPr>
-          <w:rFonts w:ascii="Segoe UI" w:eastAsia="Times New Roman" w:hAnsi="Segoe UI" w:cs="Segoe UI"/>
-          <w:b/>
-          <w:bCs/>
-          <w:color w:val="404040"/>
-          <w:kern w:val="0"/>
-          <w:sz w:val="27"/>
-          <w:szCs w:val="27"/>
-          <w:lang w:eastAsia="fr-FR"/>
-          <w14:ligatures w14:val="none"/>
-        </w:rPr>
-        <w:t>Targets</w:t>
+          <w:rStyle w:val="lev"/>
+          <w:rFonts w:ascii="Segoe UI" w:hAnsi="Segoe UI" w:cs="Segoe UI"/>
+          <w:b w:val="0"/>
+          <w:bCs w:val="0"/>
+          <w:color w:val="404040"/>
+        </w:rPr>
+        <w:t>Belgium</w:t>
       </w:r>
       <w:proofErr w:type="spellEnd"/>
     </w:p>
     <w:p>
       <w:pPr>
+        <w:pStyle w:val="NormalWeb"/>
         <w:numPr>
           <w:ilvl w:val="0"/>
-          <w:numId w:val="17"/>
+          <w:numId w:val="19"/>
         </w:numPr>
-        <w:rPr>
-          <w:rFonts w:ascii="Segoe UI" w:eastAsia="Times New Roman" w:hAnsi="Segoe UI" w:cs="Segoe UI"/>
-          <w:b/>
-          <w:bCs/>
-          <w:color w:val="404040"/>
-          <w:kern w:val="0"/>
-          <w:sz w:val="27"/>
-          <w:szCs w:val="27"/>
-          <w:lang w:eastAsia="fr-FR"/>
-          <w14:ligatures w14:val="none"/>
-        </w:rPr>
-      </w:pPr>
-      <w:r>
-        <w:rPr>
-          <w:rFonts w:ascii="Segoe UI" w:eastAsia="Times New Roman" w:hAnsi="Segoe UI" w:cs="Segoe UI"/>
-          <w:b/>
-          <w:bCs/>
-          <w:color w:val="404040"/>
-          <w:kern w:val="0"/>
-          <w:sz w:val="27"/>
-          <w:szCs w:val="27"/>
-          <w:lang w:eastAsia="fr-FR"/>
-          <w14:ligatures w14:val="none"/>
-        </w:rPr>
-        <w:t xml:space="preserve">Sales </w:t>
-      </w:r>
-      <w:proofErr w:type="spellStart"/>
-      <w:r>
-        <w:rPr>
-          <w:rFonts w:ascii="Segoe UI" w:eastAsia="Times New Roman" w:hAnsi="Segoe UI" w:cs="Segoe UI"/>
-          <w:b/>
-          <w:bCs/>
-          <w:color w:val="404040"/>
-          <w:kern w:val="0"/>
-          <w:sz w:val="27"/>
-          <w:szCs w:val="27"/>
-          <w:lang w:eastAsia="fr-FR"/>
-          <w14:ligatures w14:val="none"/>
-        </w:rPr>
-        <w:t>Growth</w:t>
-      </w:r>
-      <w:proofErr w:type="spellEnd"/>
-      <w:r>
-        <w:rPr>
-          <w:rFonts w:ascii="Segoe UI" w:eastAsia="Times New Roman" w:hAnsi="Segoe UI" w:cs="Segoe UI"/>
-          <w:b/>
-          <w:bCs/>
-          <w:color w:val="404040"/>
-          <w:kern w:val="0"/>
-          <w:sz w:val="27"/>
-          <w:szCs w:val="27"/>
-          <w:lang w:eastAsia="fr-FR"/>
-          <w14:ligatures w14:val="none"/>
-        </w:rPr>
-        <w:t>: €428,390.4k.</w:t>
+        <w:spacing w:before="0" w:beforeAutospacing="0" w:after="60" w:afterAutospacing="0"/>
+        <w:rPr>
+          <w:rFonts w:ascii="Segoe UI" w:hAnsi="Segoe UI" w:cs="Segoe UI"/>
+          <w:color w:val="404040"/>
+        </w:rPr>
+      </w:pPr>
+      <w:r>
+        <w:rPr>
+          <w:rStyle w:val="lev"/>
+          <w:rFonts w:ascii="Segoe UI" w:eastAsiaTheme="majorEastAsia" w:hAnsi="Segoe UI" w:cs="Segoe UI"/>
+          <w:color w:val="404040"/>
+        </w:rPr>
+        <w:t>Sales/Revenues</w:t>
+      </w:r>
+      <w:r>
+        <w:rPr>
+          <w:rFonts w:ascii="Segoe UI" w:hAnsi="Segoe UI" w:cs="Segoe UI"/>
+          <w:color w:val="404040"/>
+        </w:rPr>
+        <w:t>:</w:t>
       </w:r>
     </w:p>
     <w:p>
       <w:pPr>
+        <w:pStyle w:val="NormalWeb"/>
+        <w:numPr>
+          <w:ilvl w:val="1"/>
+          <w:numId w:val="19"/>
+        </w:numPr>
+        <w:spacing w:before="0" w:beforeAutospacing="0" w:after="0" w:afterAutospacing="0"/>
+        <w:rPr>
+          <w:rFonts w:ascii="Segoe UI" w:hAnsi="Segoe UI" w:cs="Segoe UI"/>
+          <w:color w:val="404040"/>
+          <w:lang w:val="en-US"/>
+        </w:rPr>
+      </w:pPr>
+      <w:r>
+        <w:rPr>
+          <w:rStyle w:val="lev"/>
+          <w:rFonts w:ascii="Segoe UI" w:eastAsiaTheme="majorEastAsia" w:hAnsi="Segoe UI" w:cs="Segoe UI"/>
+          <w:color w:val="404040"/>
+          <w:lang w:val="en-US"/>
+        </w:rPr>
+        <w:t>Spare Parts Sales</w:t>
+      </w:r>
+      <w:r>
+        <w:rPr>
+          <w:rFonts w:ascii="Segoe UI" w:hAnsi="Segoe UI" w:cs="Segoe UI"/>
+          <w:color w:val="404040"/>
+          <w:lang w:val="en-US"/>
+        </w:rPr>
+        <w:t>:</w:t>
+      </w:r>
+    </w:p>
+    <w:p>
+      <w:pPr>
+        <w:pStyle w:val="NormalWeb"/>
+        <w:spacing w:before="0" w:beforeAutospacing="0" w:after="0" w:afterAutospacing="0"/>
+        <w:ind w:left="1440"/>
+        <w:rPr>
+          <w:rFonts w:ascii="Segoe UI" w:hAnsi="Segoe UI" w:cs="Segoe UI"/>
+          <w:color w:val="404040"/>
+          <w:lang w:val="en-US"/>
+        </w:rPr>
+      </w:pPr>
+      <w:r>
+        <w:rPr>
+          <w:rStyle w:val="lev"/>
+          <w:rFonts w:ascii="Segoe UI" w:eastAsiaTheme="majorEastAsia" w:hAnsi="Segoe UI" w:cs="Segoe UI"/>
+          <w:color w:val="404040"/>
+          <w:lang w:val="en-US"/>
+        </w:rPr>
+        <w:t>Target</w:t>
+      </w:r>
+      <w:r>
+        <w:rPr>
+          <w:rStyle w:val="lev"/>
+          <w:rFonts w:ascii="Segoe UI" w:eastAsiaTheme="majorEastAsia" w:hAnsi="Segoe UI" w:cs="Segoe UI"/>
+          <w:color w:val="404040"/>
+          <w:lang w:val="en-US"/>
+        </w:rPr>
+        <w:t xml:space="preserve"> 2025</w:t>
+      </w:r>
+      <w:r>
+        <w:rPr>
+          <w:rFonts w:ascii="Segoe UI" w:hAnsi="Segoe UI" w:cs="Segoe UI"/>
+          <w:color w:val="404040"/>
+          <w:lang w:val="en-US"/>
+        </w:rPr>
+        <w:t xml:space="preserve">: </w:t>
+      </w:r>
+      <w:r>
+        <w:rPr>
+          <w:rFonts w:ascii="Segoe UI" w:hAnsi="Segoe UI" w:cs="Segoe UI"/>
+          <w:color w:val="404040"/>
+          <w:lang w:val="en-US"/>
+        </w:rPr>
+        <w:t>€</w:t>
+      </w:r>
+      <w:r>
+        <w:rPr>
+          <w:rFonts w:ascii="Segoe UI" w:hAnsi="Segoe UI" w:cs="Segoe UI"/>
+          <w:color w:val="404040"/>
+          <w:lang w:val="en-US"/>
+        </w:rPr>
+        <w:t>9,7</w:t>
+      </w:r>
+      <w:r>
+        <w:rPr>
+          <w:rFonts w:ascii="Segoe UI" w:hAnsi="Segoe UI" w:cs="Segoe UI"/>
+          <w:color w:val="404040"/>
+          <w:lang w:val="en-US"/>
+        </w:rPr>
+        <w:t>00</w:t>
+      </w:r>
+      <w:r>
+        <w:rPr>
+          <w:rFonts w:ascii="Segoe UI" w:hAnsi="Segoe UI" w:cs="Segoe UI"/>
+          <w:color w:val="404040"/>
+          <w:lang w:val="en-US"/>
+        </w:rPr>
+        <w:t>k via bundled maintenance packages.</w:t>
+      </w:r>
+    </w:p>
+    <w:p>
+      <w:pPr>
+        <w:pStyle w:val="NormalWeb"/>
         <w:numPr>
           <w:ilvl w:val="0"/>
-          <w:numId w:val="17"/>
+          <w:numId w:val="19"/>
         </w:numPr>
-        <w:rPr>
-          <w:rFonts w:ascii="Segoe UI" w:eastAsia="Times New Roman" w:hAnsi="Segoe UI" w:cs="Segoe UI"/>
-          <w:b/>
-          <w:bCs/>
-          <w:color w:val="404040"/>
-          <w:kern w:val="0"/>
-          <w:sz w:val="27"/>
-          <w:szCs w:val="27"/>
-          <w:lang w:eastAsia="fr-FR"/>
-          <w14:ligatures w14:val="none"/>
+        <w:spacing w:before="0" w:beforeAutospacing="0" w:after="60" w:afterAutospacing="0"/>
+        <w:rPr>
+          <w:rFonts w:ascii="Segoe UI" w:hAnsi="Segoe UI" w:cs="Segoe UI"/>
+          <w:color w:val="404040"/>
         </w:rPr>
       </w:pPr>
       <w:proofErr w:type="spellStart"/>
       <w:r>
         <w:rPr>
-          <w:rFonts w:ascii="Segoe UI" w:eastAsia="Times New Roman" w:hAnsi="Segoe UI" w:cs="Segoe UI"/>
-          <w:b/>
-          <w:bCs/>
-          <w:color w:val="404040"/>
-          <w:kern w:val="0"/>
-          <w:sz w:val="27"/>
-          <w:szCs w:val="27"/>
-          <w:lang w:eastAsia="fr-FR"/>
-          <w14:ligatures w14:val="none"/>
-        </w:rPr>
-        <w:t>Cost</w:t>
+          <w:rStyle w:val="lev"/>
+          <w:rFonts w:ascii="Segoe UI" w:eastAsiaTheme="majorEastAsia" w:hAnsi="Segoe UI" w:cs="Segoe UI"/>
+          <w:color w:val="404040"/>
+        </w:rPr>
+        <w:t>Costs</w:t>
       </w:r>
       <w:proofErr w:type="spellEnd"/>
       <w:r>
         <w:rPr>
-          <w:rFonts w:ascii="Segoe UI" w:eastAsia="Times New Roman" w:hAnsi="Segoe UI" w:cs="Segoe UI"/>
-          <w:b/>
-          <w:bCs/>
-          <w:color w:val="404040"/>
-          <w:kern w:val="0"/>
-          <w:sz w:val="27"/>
-          <w:szCs w:val="27"/>
-          <w:lang w:eastAsia="fr-FR"/>
-          <w14:ligatures w14:val="none"/>
-        </w:rPr>
-        <w:t xml:space="preserve"> Control: €230,575.0k.</w:t>
+          <w:rFonts w:ascii="Segoe UI" w:hAnsi="Segoe UI" w:cs="Segoe UI"/>
+          <w:color w:val="404040"/>
+        </w:rPr>
+        <w:t>:</w:t>
       </w:r>
     </w:p>
     <w:p>
       <w:pPr>
+        <w:pStyle w:val="NormalWeb"/>
+        <w:numPr>
+          <w:ilvl w:val="1"/>
+          <w:numId w:val="19"/>
+        </w:numPr>
+        <w:spacing w:before="0" w:beforeAutospacing="0" w:after="0" w:afterAutospacing="0"/>
+        <w:rPr>
+          <w:rFonts w:ascii="Segoe UI" w:hAnsi="Segoe UI" w:cs="Segoe UI"/>
+          <w:color w:val="404040"/>
+          <w:lang w:val="en-US"/>
+        </w:rPr>
+      </w:pPr>
+      <w:r>
+        <w:rPr>
+          <w:rStyle w:val="lev"/>
+          <w:rFonts w:ascii="Segoe UI" w:eastAsiaTheme="majorEastAsia" w:hAnsi="Segoe UI" w:cs="Segoe UI"/>
+          <w:color w:val="404040"/>
+          <w:lang w:val="en-US"/>
+        </w:rPr>
+        <w:t>Repairs</w:t>
+      </w:r>
+      <w:r>
+        <w:rPr>
+          <w:rFonts w:ascii="Segoe UI" w:hAnsi="Segoe UI" w:cs="Segoe UI"/>
+          <w:color w:val="404040"/>
+          <w:lang w:val="en-US"/>
+        </w:rPr>
+        <w:t xml:space="preserve">: </w:t>
+      </w:r>
+    </w:p>
+    <w:p>
+      <w:pPr>
+        <w:pStyle w:val="NormalWeb"/>
+        <w:spacing w:before="0" w:beforeAutospacing="0" w:after="0" w:afterAutospacing="0"/>
+        <w:ind w:left="1440"/>
+        <w:rPr>
+          <w:rFonts w:ascii="Segoe UI" w:hAnsi="Segoe UI" w:cs="Segoe UI"/>
+          <w:color w:val="404040"/>
+          <w:lang w:val="en-US"/>
+        </w:rPr>
+      </w:pPr>
+      <w:r>
+        <w:rPr>
+          <w:rStyle w:val="lev"/>
+          <w:rFonts w:ascii="Segoe UI" w:eastAsiaTheme="majorEastAsia" w:hAnsi="Segoe UI" w:cs="Segoe UI"/>
+          <w:color w:val="404040"/>
+          <w:lang w:val="en-US"/>
+        </w:rPr>
+        <w:t>Target</w:t>
+      </w:r>
+      <w:r>
+        <w:rPr>
+          <w:rStyle w:val="lev"/>
+          <w:rFonts w:ascii="Segoe UI" w:eastAsiaTheme="majorEastAsia" w:hAnsi="Segoe UI" w:cs="Segoe UI"/>
+          <w:color w:val="404040"/>
+          <w:lang w:val="en-US"/>
+        </w:rPr>
+        <w:t xml:space="preserve"> 2025</w:t>
+      </w:r>
+      <w:r>
+        <w:rPr>
+          <w:rFonts w:ascii="Segoe UI" w:hAnsi="Segoe UI" w:cs="Segoe UI"/>
+          <w:color w:val="404040"/>
+          <w:lang w:val="en-US"/>
+        </w:rPr>
+        <w:t xml:space="preserve">: </w:t>
+      </w:r>
+      <w:r>
+        <w:rPr>
+          <w:rFonts w:ascii="Segoe UI" w:hAnsi="Segoe UI" w:cs="Segoe UI"/>
+          <w:color w:val="404040"/>
+          <w:lang w:val="en-US"/>
+        </w:rPr>
+        <w:t>€</w:t>
+      </w:r>
+      <w:r>
+        <w:rPr>
+          <w:rFonts w:ascii="Segoe UI" w:hAnsi="Segoe UI" w:cs="Segoe UI"/>
+          <w:color w:val="404040"/>
+          <w:lang w:val="en-US"/>
+        </w:rPr>
+        <w:t>6,90</w:t>
+      </w:r>
+      <w:r>
+        <w:rPr>
+          <w:rFonts w:ascii="Segoe UI" w:hAnsi="Segoe UI" w:cs="Segoe UI"/>
+          <w:color w:val="404040"/>
+          <w:lang w:val="en-US"/>
+        </w:rPr>
+        <w:t>0</w:t>
+      </w:r>
+      <w:r>
+        <w:rPr>
+          <w:rFonts w:ascii="Segoe UI" w:hAnsi="Segoe UI" w:cs="Segoe UI"/>
+          <w:color w:val="404040"/>
+          <w:lang w:val="en-US"/>
+        </w:rPr>
+        <w:t>k using predictive maintenance tools.</w:t>
+      </w:r>
+    </w:p>
+    <w:p>
+      <w:pPr>
+        <w:pStyle w:val="Titre4"/>
+        <w:rPr>
+          <w:rFonts w:ascii="Segoe UI" w:hAnsi="Segoe UI" w:cs="Segoe UI"/>
+          <w:color w:val="404040"/>
+        </w:rPr>
+      </w:pPr>
+      <w:r>
+        <w:rPr>
+          <w:rStyle w:val="lev"/>
+          <w:rFonts w:ascii="Segoe UI" w:hAnsi="Segoe UI" w:cs="Segoe UI"/>
+          <w:b w:val="0"/>
+          <w:bCs w:val="0"/>
+          <w:color w:val="404040"/>
+        </w:rPr>
+        <w:t>Germany</w:t>
+      </w:r>
+    </w:p>
+    <w:p>
+      <w:pPr>
+        <w:pStyle w:val="NormalWeb"/>
         <w:numPr>
           <w:ilvl w:val="0"/>
-          <w:numId w:val="17"/>
+          <w:numId w:val="20"/>
         </w:numPr>
-        <w:rPr>
-          <w:rFonts w:ascii="Segoe UI" w:eastAsia="Times New Roman" w:hAnsi="Segoe UI" w:cs="Segoe UI"/>
-          <w:b/>
-          <w:bCs/>
-          <w:color w:val="404040"/>
-          <w:kern w:val="0"/>
-          <w:sz w:val="27"/>
-          <w:szCs w:val="27"/>
-          <w:lang w:eastAsia="fr-FR"/>
-          <w14:ligatures w14:val="none"/>
-        </w:rPr>
-      </w:pPr>
-      <w:r>
-        <w:rPr>
-          <w:rFonts w:ascii="Segoe UI" w:eastAsia="Times New Roman" w:hAnsi="Segoe UI" w:cs="Segoe UI"/>
-          <w:b/>
-          <w:bCs/>
-          <w:color w:val="404040"/>
-          <w:kern w:val="0"/>
-          <w:sz w:val="27"/>
-          <w:szCs w:val="27"/>
-          <w:lang w:eastAsia="fr-FR"/>
-          <w14:ligatures w14:val="none"/>
-        </w:rPr>
-        <w:t xml:space="preserve">Net </w:t>
-      </w:r>
-      <w:proofErr w:type="spellStart"/>
-      <w:r>
-        <w:rPr>
-          <w:rFonts w:ascii="Segoe UI" w:eastAsia="Times New Roman" w:hAnsi="Segoe UI" w:cs="Segoe UI"/>
-          <w:b/>
-          <w:bCs/>
-          <w:color w:val="404040"/>
-          <w:kern w:val="0"/>
-          <w:sz w:val="27"/>
-          <w:szCs w:val="27"/>
-          <w:lang w:eastAsia="fr-FR"/>
-          <w14:ligatures w14:val="none"/>
-        </w:rPr>
-        <w:t>Margin</w:t>
-      </w:r>
-      <w:proofErr w:type="spellEnd"/>
-      <w:r>
-        <w:rPr>
-          <w:rFonts w:ascii="Segoe UI" w:eastAsia="Times New Roman" w:hAnsi="Segoe UI" w:cs="Segoe UI"/>
-          <w:b/>
-          <w:bCs/>
-          <w:color w:val="404040"/>
-          <w:kern w:val="0"/>
-          <w:sz w:val="27"/>
-          <w:szCs w:val="27"/>
-          <w:lang w:eastAsia="fr-FR"/>
-          <w14:ligatures w14:val="none"/>
-        </w:rPr>
-        <w:t>: 46% (+1.4 point).</w:t>
+        <w:spacing w:before="0" w:beforeAutospacing="0" w:after="60" w:afterAutospacing="0"/>
+        <w:rPr>
+          <w:rFonts w:ascii="Segoe UI" w:hAnsi="Segoe UI" w:cs="Segoe UI"/>
+          <w:color w:val="404040"/>
+        </w:rPr>
+      </w:pPr>
+      <w:r>
+        <w:rPr>
+          <w:rStyle w:val="lev"/>
+          <w:rFonts w:ascii="Segoe UI" w:eastAsiaTheme="majorEastAsia" w:hAnsi="Segoe UI" w:cs="Segoe UI"/>
+          <w:color w:val="404040"/>
+        </w:rPr>
+        <w:t>Sales/Revenues</w:t>
+      </w:r>
+      <w:r>
+        <w:rPr>
+          <w:rFonts w:ascii="Segoe UI" w:hAnsi="Segoe UI" w:cs="Segoe UI"/>
+          <w:color w:val="404040"/>
+        </w:rPr>
+        <w:t>:</w:t>
       </w:r>
     </w:p>
     <w:p>
       <w:pPr>
-        <w:rPr>
-          <w:rFonts w:ascii="Segoe UI" w:eastAsia="Times New Roman" w:hAnsi="Segoe UI" w:cs="Segoe UI"/>
-          <w:b/>
-          <w:bCs/>
-          <w:color w:val="404040"/>
-          <w:kern w:val="0"/>
-          <w:sz w:val="27"/>
-          <w:szCs w:val="27"/>
-          <w:lang w:eastAsia="fr-FR"/>
-          <w14:ligatures w14:val="none"/>
+        <w:pStyle w:val="NormalWeb"/>
+        <w:numPr>
+          <w:ilvl w:val="1"/>
+          <w:numId w:val="20"/>
+        </w:numPr>
+        <w:spacing w:before="0" w:beforeAutospacing="0" w:after="0" w:afterAutospacing="0"/>
+        <w:rPr>
+          <w:rFonts w:ascii="Segoe UI" w:hAnsi="Segoe UI" w:cs="Segoe UI"/>
+          <w:color w:val="404040"/>
+          <w:lang w:val="en-US"/>
+        </w:rPr>
+      </w:pPr>
+      <w:r>
+        <w:rPr>
+          <w:rStyle w:val="lev"/>
+          <w:rFonts w:ascii="Segoe UI" w:eastAsiaTheme="majorEastAsia" w:hAnsi="Segoe UI" w:cs="Segoe UI"/>
+          <w:color w:val="404040"/>
+          <w:lang w:val="en-US"/>
+        </w:rPr>
+        <w:t>Passenger Revenues</w:t>
+      </w:r>
+      <w:r>
+        <w:rPr>
+          <w:rFonts w:ascii="Segoe UI" w:hAnsi="Segoe UI" w:cs="Segoe UI"/>
+          <w:color w:val="404040"/>
+          <w:lang w:val="en-US"/>
+        </w:rPr>
+        <w:t>:</w:t>
+      </w:r>
+    </w:p>
+    <w:p>
+      <w:pPr>
+        <w:pStyle w:val="NormalWeb"/>
+        <w:spacing w:before="0" w:beforeAutospacing="0" w:after="0" w:afterAutospacing="0"/>
+        <w:ind w:left="1440"/>
+        <w:rPr>
+          <w:rFonts w:ascii="Segoe UI" w:hAnsi="Segoe UI" w:cs="Segoe UI"/>
+          <w:color w:val="404040"/>
+          <w:lang w:val="en-US"/>
+        </w:rPr>
+      </w:pPr>
+      <w:r>
+        <w:rPr>
+          <w:rStyle w:val="lev"/>
+          <w:rFonts w:ascii="Segoe UI" w:eastAsiaTheme="majorEastAsia" w:hAnsi="Segoe UI" w:cs="Segoe UI"/>
+          <w:color w:val="404040"/>
+          <w:lang w:val="en-US"/>
+        </w:rPr>
+        <w:t>Target</w:t>
+      </w:r>
+      <w:r>
+        <w:rPr>
+          <w:rStyle w:val="lev"/>
+          <w:rFonts w:ascii="Segoe UI" w:eastAsiaTheme="majorEastAsia" w:hAnsi="Segoe UI" w:cs="Segoe UI"/>
+          <w:color w:val="404040"/>
+          <w:lang w:val="en-US"/>
+        </w:rPr>
+        <w:t xml:space="preserve"> 2025</w:t>
+      </w:r>
+      <w:r>
+        <w:rPr>
+          <w:rFonts w:ascii="Segoe UI" w:hAnsi="Segoe UI" w:cs="Segoe UI"/>
+          <w:color w:val="404040"/>
+          <w:lang w:val="en-US"/>
+        </w:rPr>
+        <w:t>: €112,</w:t>
+      </w:r>
+      <w:r>
+        <w:rPr>
+          <w:rFonts w:ascii="Segoe UI" w:hAnsi="Segoe UI" w:cs="Segoe UI"/>
+          <w:color w:val="404040"/>
+          <w:lang w:val="en-US"/>
+        </w:rPr>
+        <w:t>900</w:t>
+      </w:r>
+      <w:r>
+        <w:rPr>
+          <w:rFonts w:ascii="Segoe UI" w:hAnsi="Segoe UI" w:cs="Segoe UI"/>
+          <w:color w:val="404040"/>
+          <w:lang w:val="en-US"/>
+        </w:rPr>
+        <w:t>k through cross-border route expansions.</w:t>
+      </w:r>
+    </w:p>
+    <w:p>
+      <w:pPr>
+        <w:pStyle w:val="NormalWeb"/>
+        <w:numPr>
+          <w:ilvl w:val="0"/>
+          <w:numId w:val="20"/>
+        </w:numPr>
+        <w:spacing w:before="0" w:beforeAutospacing="0" w:after="60" w:afterAutospacing="0"/>
+        <w:rPr>
+          <w:rFonts w:ascii="Segoe UI" w:hAnsi="Segoe UI" w:cs="Segoe UI"/>
+          <w:color w:val="404040"/>
         </w:rPr>
       </w:pPr>
       <w:proofErr w:type="spellStart"/>
       <w:r>
         <w:rPr>
-          <w:rFonts w:ascii="Segoe UI" w:eastAsia="Times New Roman" w:hAnsi="Segoe UI" w:cs="Segoe UI"/>
-          <w:b/>
-          <w:bCs/>
-          <w:color w:val="404040"/>
-          <w:kern w:val="0"/>
-          <w:sz w:val="27"/>
-          <w:szCs w:val="27"/>
-          <w:lang w:eastAsia="fr-FR"/>
-          <w14:ligatures w14:val="none"/>
-        </w:rPr>
-        <w:t>Operational</w:t>
+          <w:rStyle w:val="lev"/>
+          <w:rFonts w:ascii="Segoe UI" w:eastAsiaTheme="majorEastAsia" w:hAnsi="Segoe UI" w:cs="Segoe UI"/>
+          <w:color w:val="404040"/>
+        </w:rPr>
+        <w:t>Costs</w:t>
       </w:r>
       <w:proofErr w:type="spellEnd"/>
       <w:r>
         <w:rPr>
-          <w:rFonts w:ascii="Segoe UI" w:eastAsia="Times New Roman" w:hAnsi="Segoe UI" w:cs="Segoe UI"/>
-          <w:b/>
-          <w:bCs/>
-          <w:color w:val="404040"/>
-          <w:kern w:val="0"/>
-          <w:sz w:val="27"/>
-          <w:szCs w:val="27"/>
-          <w:lang w:eastAsia="fr-FR"/>
-          <w14:ligatures w14:val="none"/>
-        </w:rPr>
-        <w:t xml:space="preserve"> </w:t>
-      </w:r>
+          <w:rFonts w:ascii="Segoe UI" w:hAnsi="Segoe UI" w:cs="Segoe UI"/>
+          <w:color w:val="404040"/>
+        </w:rPr>
+        <w:t>:</w:t>
+      </w:r>
+    </w:p>
+    <w:p>
+      <w:pPr>
+        <w:pStyle w:val="NormalWeb"/>
+        <w:numPr>
+          <w:ilvl w:val="1"/>
+          <w:numId w:val="20"/>
+        </w:numPr>
+        <w:spacing w:before="0" w:beforeAutospacing="0" w:after="0" w:afterAutospacing="0"/>
+        <w:rPr>
+          <w:rFonts w:ascii="Segoe UI" w:hAnsi="Segoe UI" w:cs="Segoe UI"/>
+          <w:color w:val="404040"/>
+          <w:lang w:val="en-US"/>
+        </w:rPr>
+      </w:pPr>
+      <w:r>
+        <w:rPr>
+          <w:rStyle w:val="lev"/>
+          <w:rFonts w:ascii="Segoe UI" w:eastAsiaTheme="majorEastAsia" w:hAnsi="Segoe UI" w:cs="Segoe UI"/>
+          <w:color w:val="404040"/>
+          <w:lang w:val="en-US"/>
+        </w:rPr>
+        <w:t>Marketing Costs</w:t>
+      </w:r>
+      <w:r>
+        <w:rPr>
+          <w:rFonts w:ascii="Segoe UI" w:hAnsi="Segoe UI" w:cs="Segoe UI"/>
+          <w:color w:val="404040"/>
+          <w:lang w:val="en-US"/>
+        </w:rPr>
+        <w:t>:</w:t>
+      </w:r>
+    </w:p>
+    <w:p>
+      <w:pPr>
+        <w:pStyle w:val="NormalWeb"/>
+        <w:spacing w:before="0" w:beforeAutospacing="0" w:after="0" w:afterAutospacing="0"/>
+        <w:ind w:left="1440"/>
+        <w:rPr>
+          <w:rFonts w:ascii="Segoe UI" w:hAnsi="Segoe UI" w:cs="Segoe UI"/>
+          <w:color w:val="404040"/>
+          <w:lang w:val="en-US"/>
+        </w:rPr>
+      </w:pPr>
+      <w:r>
+        <w:rPr>
+          <w:rStyle w:val="lev"/>
+          <w:rFonts w:ascii="Segoe UI" w:eastAsiaTheme="majorEastAsia" w:hAnsi="Segoe UI" w:cs="Segoe UI"/>
+          <w:color w:val="404040"/>
+          <w:lang w:val="en-US"/>
+        </w:rPr>
+        <w:t>Target</w:t>
+      </w:r>
+      <w:r>
+        <w:rPr>
+          <w:rStyle w:val="lev"/>
+          <w:rFonts w:ascii="Segoe UI" w:eastAsiaTheme="majorEastAsia" w:hAnsi="Segoe UI" w:cs="Segoe UI"/>
+          <w:color w:val="404040"/>
+          <w:lang w:val="en-US"/>
+        </w:rPr>
+        <w:t xml:space="preserve"> 2025</w:t>
+      </w:r>
+      <w:r>
+        <w:rPr>
+          <w:rFonts w:ascii="Segoe UI" w:hAnsi="Segoe UI" w:cs="Segoe UI"/>
+          <w:color w:val="404040"/>
+          <w:lang w:val="en-US"/>
+        </w:rPr>
+        <w:t>: €10,50</w:t>
+      </w:r>
+      <w:r>
+        <w:rPr>
+          <w:rFonts w:ascii="Segoe UI" w:hAnsi="Segoe UI" w:cs="Segoe UI"/>
+          <w:color w:val="404040"/>
+          <w:lang w:val="en-US"/>
+        </w:rPr>
+        <w:t>0</w:t>
+      </w:r>
+      <w:r>
+        <w:rPr>
+          <w:rFonts w:ascii="Segoe UI" w:hAnsi="Segoe UI" w:cs="Segoe UI"/>
+          <w:color w:val="404040"/>
+          <w:lang w:val="en-US"/>
+        </w:rPr>
+        <w:t>k with data-driven ad targeting.</w:t>
+      </w:r>
+    </w:p>
+    <w:p>
+      <w:pPr>
+        <w:pStyle w:val="Titre4"/>
+        <w:rPr>
+          <w:rFonts w:ascii="Segoe UI" w:hAnsi="Segoe UI" w:cs="Segoe UI"/>
+          <w:color w:val="404040"/>
+        </w:rPr>
+      </w:pPr>
       <w:proofErr w:type="spellStart"/>
       <w:r>
         <w:rPr>
-          <w:rFonts w:ascii="Segoe UI" w:eastAsia="Times New Roman" w:hAnsi="Segoe UI" w:cs="Segoe UI"/>
-          <w:b/>
-          <w:bCs/>
-          <w:color w:val="404040"/>
-          <w:kern w:val="0"/>
-          <w:sz w:val="27"/>
-          <w:szCs w:val="27"/>
-          <w:lang w:eastAsia="fr-FR"/>
-          <w14:ligatures w14:val="none"/>
-        </w:rPr>
-        <w:t>Recommendations</w:t>
+          <w:rStyle w:val="lev"/>
+          <w:rFonts w:ascii="Segoe UI" w:hAnsi="Segoe UI" w:cs="Segoe UI"/>
+          <w:b w:val="0"/>
+          <w:bCs w:val="0"/>
+          <w:color w:val="404040"/>
+        </w:rPr>
+        <w:t>Netherlands</w:t>
       </w:r>
       <w:proofErr w:type="spellEnd"/>
     </w:p>
     <w:p>
       <w:pPr>
+        <w:pStyle w:val="NormalWeb"/>
         <w:numPr>
           <w:ilvl w:val="0"/>
-          <w:numId w:val="18"/>
+          <w:numId w:val="21"/>
         </w:numPr>
-        <w:rPr>
-          <w:rFonts w:ascii="Segoe UI" w:eastAsia="Times New Roman" w:hAnsi="Segoe UI" w:cs="Segoe UI"/>
-          <w:b/>
-          <w:bCs/>
-          <w:color w:val="404040"/>
-          <w:kern w:val="0"/>
-          <w:sz w:val="27"/>
-          <w:szCs w:val="27"/>
-          <w:lang w:eastAsia="fr-FR"/>
-          <w14:ligatures w14:val="none"/>
-        </w:rPr>
-      </w:pPr>
-      <w:r>
-        <w:rPr>
-          <w:rFonts w:ascii="Segoe UI" w:eastAsia="Times New Roman" w:hAnsi="Segoe UI" w:cs="Segoe UI"/>
-          <w:b/>
-          <w:bCs/>
-          <w:color w:val="404040"/>
-          <w:kern w:val="0"/>
-          <w:sz w:val="27"/>
-          <w:szCs w:val="27"/>
-          <w:lang w:val="en-US" w:eastAsia="fr-FR"/>
-          <w14:ligatures w14:val="none"/>
-        </w:rPr>
-        <w:t>Off-Peak Promotions (Jan-Jun) targeting local residents.</w:t>
-      </w:r>
-      <w:r>
-        <w:rPr>
-          <w:rFonts w:ascii="Segoe UI" w:eastAsia="Times New Roman" w:hAnsi="Segoe UI" w:cs="Segoe UI"/>
-          <w:b/>
-          <w:bCs/>
-          <w:color w:val="404040"/>
-          <w:kern w:val="0"/>
-          <w:sz w:val="27"/>
-          <w:szCs w:val="27"/>
-          <w:lang w:val="en-US" w:eastAsia="fr-FR"/>
-          <w14:ligatures w14:val="none"/>
-        </w:rPr>
-        <w:br/>
-      </w:r>
-      <w:r>
-        <w:rPr>
-          <w:rFonts w:ascii="Segoe UI" w:eastAsia="Times New Roman" w:hAnsi="Segoe UI" w:cs="Segoe UI"/>
-          <w:b/>
-          <w:bCs/>
-          <w:i/>
-          <w:iCs/>
-          <w:color w:val="404040"/>
-          <w:kern w:val="0"/>
-          <w:sz w:val="27"/>
-          <w:szCs w:val="27"/>
-          <w:lang w:eastAsia="fr-FR"/>
-          <w14:ligatures w14:val="none"/>
-        </w:rPr>
-        <w:t>Key Indicator</w:t>
-      </w:r>
-      <w:r>
-        <w:rPr>
-          <w:rFonts w:ascii="Segoe UI" w:eastAsia="Times New Roman" w:hAnsi="Segoe UI" w:cs="Segoe UI"/>
-          <w:b/>
-          <w:bCs/>
-          <w:color w:val="404040"/>
-          <w:kern w:val="0"/>
-          <w:sz w:val="27"/>
-          <w:szCs w:val="27"/>
-          <w:lang w:eastAsia="fr-FR"/>
-          <w14:ligatures w14:val="none"/>
-        </w:rPr>
-        <w:t>: Commercial Revenues (+8%).</w:t>
+        <w:spacing w:before="0" w:beforeAutospacing="0" w:after="60" w:afterAutospacing="0"/>
+        <w:rPr>
+          <w:rFonts w:ascii="Segoe UI" w:hAnsi="Segoe UI" w:cs="Segoe UI"/>
+          <w:color w:val="404040"/>
+        </w:rPr>
+      </w:pPr>
+      <w:r>
+        <w:rPr>
+          <w:rStyle w:val="lev"/>
+          <w:rFonts w:ascii="Segoe UI" w:eastAsiaTheme="majorEastAsia" w:hAnsi="Segoe UI" w:cs="Segoe UI"/>
+          <w:color w:val="404040"/>
+        </w:rPr>
+        <w:t>Sales/Revenues</w:t>
+      </w:r>
+      <w:r>
+        <w:rPr>
+          <w:rFonts w:ascii="Segoe UI" w:hAnsi="Segoe UI" w:cs="Segoe UI"/>
+          <w:color w:val="404040"/>
+        </w:rPr>
+        <w:t>:</w:t>
       </w:r>
     </w:p>
     <w:p>
       <w:pPr>
+        <w:pStyle w:val="NormalWeb"/>
+        <w:numPr>
+          <w:ilvl w:val="1"/>
+          <w:numId w:val="21"/>
+        </w:numPr>
+        <w:spacing w:before="0" w:beforeAutospacing="0" w:after="0" w:afterAutospacing="0"/>
+        <w:rPr>
+          <w:rFonts w:ascii="Segoe UI" w:hAnsi="Segoe UI" w:cs="Segoe UI"/>
+          <w:color w:val="404040"/>
+          <w:lang w:val="en-US"/>
+        </w:rPr>
+      </w:pPr>
+      <w:r>
+        <w:rPr>
+          <w:rStyle w:val="lev"/>
+          <w:rFonts w:ascii="Segoe UI" w:eastAsiaTheme="majorEastAsia" w:hAnsi="Segoe UI" w:cs="Segoe UI"/>
+          <w:color w:val="404040"/>
+          <w:lang w:val="en-US"/>
+        </w:rPr>
+        <w:t>Fuel Sales</w:t>
+      </w:r>
+      <w:r>
+        <w:rPr>
+          <w:rFonts w:ascii="Segoe UI" w:hAnsi="Segoe UI" w:cs="Segoe UI"/>
+          <w:color w:val="404040"/>
+          <w:lang w:val="en-US"/>
+        </w:rPr>
+        <w:t>:</w:t>
+      </w:r>
+    </w:p>
+    <w:p>
+      <w:pPr>
+        <w:pStyle w:val="NormalWeb"/>
+        <w:spacing w:before="0" w:beforeAutospacing="0" w:after="0" w:afterAutospacing="0"/>
+        <w:ind w:left="1440"/>
+        <w:rPr>
+          <w:rFonts w:ascii="Segoe UI" w:hAnsi="Segoe UI" w:cs="Segoe UI"/>
+          <w:color w:val="404040"/>
+          <w:lang w:val="en-US"/>
+        </w:rPr>
+      </w:pPr>
+      <w:r>
+        <w:rPr>
+          <w:rStyle w:val="lev"/>
+          <w:rFonts w:ascii="Segoe UI" w:eastAsiaTheme="majorEastAsia" w:hAnsi="Segoe UI" w:cs="Segoe UI"/>
+          <w:color w:val="404040"/>
+          <w:lang w:val="en-US"/>
+        </w:rPr>
+        <w:t>Target</w:t>
+      </w:r>
+      <w:r>
+        <w:rPr>
+          <w:rStyle w:val="lev"/>
+          <w:rFonts w:ascii="Segoe UI" w:eastAsiaTheme="majorEastAsia" w:hAnsi="Segoe UI" w:cs="Segoe UI"/>
+          <w:color w:val="404040"/>
+          <w:lang w:val="en-US"/>
+        </w:rPr>
+        <w:t xml:space="preserve"> 2025</w:t>
+      </w:r>
+      <w:r>
+        <w:rPr>
+          <w:rFonts w:ascii="Segoe UI" w:hAnsi="Segoe UI" w:cs="Segoe UI"/>
+          <w:color w:val="404040"/>
+          <w:lang w:val="en-US"/>
+        </w:rPr>
+        <w:t>: €18,</w:t>
+      </w:r>
+      <w:r>
+        <w:rPr>
+          <w:rFonts w:ascii="Segoe UI" w:hAnsi="Segoe UI" w:cs="Segoe UI"/>
+          <w:color w:val="404040"/>
+          <w:lang w:val="en-US"/>
+        </w:rPr>
+        <w:t>900</w:t>
+      </w:r>
+      <w:r>
+        <w:rPr>
+          <w:rFonts w:ascii="Segoe UI" w:hAnsi="Segoe UI" w:cs="Segoe UI"/>
+          <w:color w:val="404040"/>
+          <w:lang w:val="en-US"/>
+        </w:rPr>
+        <w:t>k</w:t>
+      </w:r>
+      <w:r>
+        <w:rPr>
+          <w:rFonts w:ascii="Segoe UI" w:hAnsi="Segoe UI" w:cs="Segoe UI"/>
+          <w:color w:val="404040"/>
+          <w:lang w:val="en-US"/>
+        </w:rPr>
+        <w:t xml:space="preserve"> </w:t>
+      </w:r>
+      <w:r>
+        <w:rPr>
+          <w:rFonts w:ascii="Segoe UI" w:hAnsi="Segoe UI" w:cs="Segoe UI"/>
+          <w:color w:val="404040"/>
+          <w:lang w:val="en-US"/>
+        </w:rPr>
+        <w:t>via Q4 holiday travel partnerships.</w:t>
+      </w:r>
+    </w:p>
+    <w:p>
+      <w:pPr>
+        <w:pStyle w:val="NormalWeb"/>
         <w:numPr>
           <w:ilvl w:val="0"/>
-          <w:numId w:val="18"/>
+          <w:numId w:val="21"/>
         </w:numPr>
-        <w:rPr>
-          <w:rFonts w:ascii="Segoe UI" w:eastAsia="Times New Roman" w:hAnsi="Segoe UI" w:cs="Segoe UI"/>
-          <w:b/>
-          <w:bCs/>
-          <w:color w:val="404040"/>
-          <w:kern w:val="0"/>
-          <w:sz w:val="27"/>
-          <w:szCs w:val="27"/>
-          <w:lang w:val="en-US" w:eastAsia="fr-FR"/>
-          <w14:ligatures w14:val="none"/>
-        </w:rPr>
-      </w:pPr>
-      <w:r>
-        <w:rPr>
-          <w:rFonts w:ascii="Segoe UI" w:eastAsia="Times New Roman" w:hAnsi="Segoe UI" w:cs="Segoe UI"/>
-          <w:b/>
-          <w:bCs/>
-          <w:color w:val="404040"/>
-          <w:kern w:val="0"/>
-          <w:sz w:val="27"/>
-          <w:szCs w:val="27"/>
-          <w:lang w:val="en-US" w:eastAsia="fr-FR"/>
-          <w14:ligatures w14:val="none"/>
-        </w:rPr>
-        <w:t>Centralized Spare Parts Purchasing hub operational by March.</w:t>
-      </w:r>
-      <w:r>
-        <w:rPr>
-          <w:rFonts w:ascii="Segoe UI" w:eastAsia="Times New Roman" w:hAnsi="Segoe UI" w:cs="Segoe UI"/>
-          <w:b/>
-          <w:bCs/>
-          <w:color w:val="404040"/>
-          <w:kern w:val="0"/>
-          <w:sz w:val="27"/>
-          <w:szCs w:val="27"/>
-          <w:lang w:val="en-US" w:eastAsia="fr-FR"/>
-          <w14:ligatures w14:val="none"/>
-        </w:rPr>
-        <w:br/>
-      </w:r>
-      <w:r>
-        <w:rPr>
-          <w:rFonts w:ascii="Segoe UI" w:eastAsia="Times New Roman" w:hAnsi="Segoe UI" w:cs="Segoe UI"/>
-          <w:b/>
-          <w:bCs/>
-          <w:i/>
-          <w:iCs/>
-          <w:color w:val="404040"/>
-          <w:kern w:val="0"/>
-          <w:sz w:val="27"/>
-          <w:szCs w:val="27"/>
-          <w:lang w:val="en-US" w:eastAsia="fr-FR"/>
-          <w14:ligatures w14:val="none"/>
-        </w:rPr>
-        <w:t>Key Indicator</w:t>
-      </w:r>
-      <w:r>
-        <w:rPr>
-          <w:rFonts w:ascii="Segoe UI" w:eastAsia="Times New Roman" w:hAnsi="Segoe UI" w:cs="Segoe UI"/>
-          <w:b/>
-          <w:bCs/>
-          <w:color w:val="404040"/>
-          <w:kern w:val="0"/>
-          <w:sz w:val="27"/>
-          <w:szCs w:val="27"/>
-          <w:lang w:val="en-US" w:eastAsia="fr-FR"/>
-          <w14:ligatures w14:val="none"/>
-        </w:rPr>
-        <w:t>: Sales-Related Costs (-4%).</w:t>
+        <w:spacing w:before="0" w:beforeAutospacing="0" w:after="60" w:afterAutospacing="0"/>
+        <w:rPr>
+          <w:rFonts w:ascii="Segoe UI" w:hAnsi="Segoe UI" w:cs="Segoe UI"/>
+          <w:color w:val="404040"/>
+        </w:rPr>
+      </w:pPr>
+      <w:proofErr w:type="spellStart"/>
+      <w:r>
+        <w:rPr>
+          <w:rStyle w:val="lev"/>
+          <w:rFonts w:ascii="Segoe UI" w:eastAsiaTheme="majorEastAsia" w:hAnsi="Segoe UI" w:cs="Segoe UI"/>
+          <w:color w:val="404040"/>
+        </w:rPr>
+        <w:t>Costs</w:t>
+      </w:r>
+      <w:proofErr w:type="spellEnd"/>
+      <w:r>
+        <w:rPr>
+          <w:rFonts w:ascii="Segoe UI" w:hAnsi="Segoe UI" w:cs="Segoe UI"/>
+          <w:color w:val="404040"/>
+        </w:rPr>
+        <w:t>:</w:t>
+      </w:r>
+    </w:p>
+    <w:p>
+      <w:pPr>
+        <w:pStyle w:val="NormalWeb"/>
+        <w:numPr>
+          <w:ilvl w:val="1"/>
+          <w:numId w:val="21"/>
+        </w:numPr>
+        <w:spacing w:before="0" w:beforeAutospacing="0" w:after="0" w:afterAutospacing="0"/>
+        <w:rPr>
+          <w:rFonts w:ascii="Segoe UI" w:hAnsi="Segoe UI" w:cs="Segoe UI"/>
+          <w:color w:val="404040"/>
+          <w:lang w:val="en-US"/>
+        </w:rPr>
+      </w:pPr>
+      <w:r>
+        <w:rPr>
+          <w:rStyle w:val="lev"/>
+          <w:rFonts w:ascii="Segoe UI" w:eastAsiaTheme="majorEastAsia" w:hAnsi="Segoe UI" w:cs="Segoe UI"/>
+          <w:color w:val="404040"/>
+          <w:lang w:val="en-US"/>
+        </w:rPr>
+        <w:t>Storage Costs</w:t>
+      </w:r>
+      <w:r>
+        <w:rPr>
+          <w:rFonts w:ascii="Segoe UI" w:hAnsi="Segoe UI" w:cs="Segoe UI"/>
+          <w:color w:val="404040"/>
+          <w:lang w:val="en-US"/>
+        </w:rPr>
+        <w:t>:</w:t>
+      </w:r>
+    </w:p>
+    <w:p>
+      <w:pPr>
+        <w:pStyle w:val="NormalWeb"/>
+        <w:spacing w:before="0" w:beforeAutospacing="0" w:after="0" w:afterAutospacing="0"/>
+        <w:ind w:left="1440"/>
+        <w:rPr>
+          <w:rFonts w:ascii="Segoe UI" w:hAnsi="Segoe UI" w:cs="Segoe UI"/>
+          <w:color w:val="404040"/>
+          <w:lang w:val="en-US"/>
+        </w:rPr>
+      </w:pPr>
+      <w:r>
+        <w:rPr>
+          <w:rStyle w:val="lev"/>
+          <w:rFonts w:ascii="Segoe UI" w:eastAsiaTheme="majorEastAsia" w:hAnsi="Segoe UI" w:cs="Segoe UI"/>
+          <w:color w:val="404040"/>
+          <w:lang w:val="en-US"/>
+        </w:rPr>
+        <w:t>Target</w:t>
+      </w:r>
+      <w:r>
+        <w:rPr>
+          <w:rStyle w:val="lev"/>
+          <w:rFonts w:ascii="Segoe UI" w:eastAsiaTheme="majorEastAsia" w:hAnsi="Segoe UI" w:cs="Segoe UI"/>
+          <w:color w:val="404040"/>
+          <w:lang w:val="en-US"/>
+        </w:rPr>
+        <w:t xml:space="preserve"> 2025</w:t>
+      </w:r>
+      <w:r>
+        <w:rPr>
+          <w:rFonts w:ascii="Segoe UI" w:hAnsi="Segoe UI" w:cs="Segoe UI"/>
+          <w:color w:val="404040"/>
+          <w:lang w:val="en-US"/>
+        </w:rPr>
+        <w:t>: €7,</w:t>
+      </w:r>
+      <w:r>
+        <w:rPr>
+          <w:rFonts w:ascii="Segoe UI" w:hAnsi="Segoe UI" w:cs="Segoe UI"/>
+          <w:color w:val="404040"/>
+          <w:lang w:val="en-US"/>
+        </w:rPr>
+        <w:t>700</w:t>
+      </w:r>
+      <w:r>
+        <w:rPr>
+          <w:rFonts w:ascii="Segoe UI" w:hAnsi="Segoe UI" w:cs="Segoe UI"/>
+          <w:color w:val="404040"/>
+          <w:lang w:val="en-US"/>
+        </w:rPr>
+        <w:t>k through warehouse automation.</w:t>
       </w:r>
     </w:p>
     <w:p>
@@ -2853,6 +3045,155 @@
     </w:lvl>
   </w:abstractNum>
   <w:abstractNum w:abstractNumId="15" w15:restartNumberingAfterBreak="0">
+    <w:nsid w:val="5C404A1F"/>
+    <w:multiLevelType w:val="multilevel"/>
+    <w:tmpl w:val="9D404BA0"/>
+    <w:lvl w:ilvl="0">
+      <w:start w:val="1"/>
+      <w:numFmt w:val="bullet"/>
+      <w:lvlText w:val=""/>
+      <w:lvlJc w:val="left"/>
+      <w:pPr>
+        <w:tabs>
+          <w:tab w:val="num" w:pos="720"/>
+        </w:tabs>
+        <w:ind w:left="720" w:hanging="360"/>
+      </w:pPr>
+      <w:rPr>
+        <w:rFonts w:ascii="Symbol" w:hAnsi="Symbol" w:hint="default"/>
+        <w:sz w:val="20"/>
+      </w:rPr>
+    </w:lvl>
+    <w:lvl w:ilvl="1">
+      <w:start w:val="1"/>
+      <w:numFmt w:val="bullet"/>
+      <w:lvlText w:val="o"/>
+      <w:lvlJc w:val="left"/>
+      <w:pPr>
+        <w:tabs>
+          <w:tab w:val="num" w:pos="1440"/>
+        </w:tabs>
+        <w:ind w:left="1440" w:hanging="360"/>
+      </w:pPr>
+      <w:rPr>
+        <w:rFonts w:ascii="Courier New" w:hAnsi="Courier New" w:hint="default"/>
+        <w:sz w:val="20"/>
+      </w:rPr>
+    </w:lvl>
+    <w:lvl w:ilvl="2" w:tentative="1">
+      <w:start w:val="1"/>
+      <w:numFmt w:val="bullet"/>
+      <w:lvlText w:val=""/>
+      <w:lvlJc w:val="left"/>
+      <w:pPr>
+        <w:tabs>
+          <w:tab w:val="num" w:pos="2160"/>
+        </w:tabs>
+        <w:ind w:left="2160" w:hanging="360"/>
+      </w:pPr>
+      <w:rPr>
+        <w:rFonts w:ascii="Wingdings" w:hAnsi="Wingdings" w:hint="default"/>
+        <w:sz w:val="20"/>
+      </w:rPr>
+    </w:lvl>
+    <w:lvl w:ilvl="3" w:tentative="1">
+      <w:start w:val="1"/>
+      <w:numFmt w:val="bullet"/>
+      <w:lvlText w:val=""/>
+      <w:lvlJc w:val="left"/>
+      <w:pPr>
+        <w:tabs>
+          <w:tab w:val="num" w:pos="2880"/>
+        </w:tabs>
+        <w:ind w:left="2880" w:hanging="360"/>
+      </w:pPr>
+      <w:rPr>
+        <w:rFonts w:ascii="Wingdings" w:hAnsi="Wingdings" w:hint="default"/>
+        <w:sz w:val="20"/>
+      </w:rPr>
+    </w:lvl>
+    <w:lvl w:ilvl="4" w:tentative="1">
+      <w:start w:val="1"/>
+      <w:numFmt w:val="bullet"/>
+      <w:lvlText w:val=""/>
+      <w:lvlJc w:val="left"/>
+      <w:pPr>
+        <w:tabs>
+          <w:tab w:val="num" w:pos="3600"/>
+        </w:tabs>
+        <w:ind w:left="3600" w:hanging="360"/>
+      </w:pPr>
+      <w:rPr>
+        <w:rFonts w:ascii="Wingdings" w:hAnsi="Wingdings" w:hint="default"/>
+        <w:sz w:val="20"/>
+      </w:rPr>
+    </w:lvl>
+    <w:lvl w:ilvl="5" w:tentative="1">
+      <w:start w:val="1"/>
+      <w:numFmt w:val="bullet"/>
+      <w:lvlText w:val=""/>
+      <w:lvlJc w:val="left"/>
+      <w:pPr>
+        <w:tabs>
+          <w:tab w:val="num" w:pos="4320"/>
+        </w:tabs>
+        <w:ind w:left="4320" w:hanging="360"/>
+      </w:pPr>
+      <w:rPr>
+        <w:rFonts w:ascii="Wingdings" w:hAnsi="Wingdings" w:hint="default"/>
+        <w:sz w:val="20"/>
+      </w:rPr>
+    </w:lvl>
+    <w:lvl w:ilvl="6" w:tentative="1">
+      <w:start w:val="1"/>
+      <w:numFmt w:val="bullet"/>
+      <w:lvlText w:val=""/>
+      <w:lvlJc w:val="left"/>
+      <w:pPr>
+        <w:tabs>
+          <w:tab w:val="num" w:pos="5040"/>
+        </w:tabs>
+        <w:ind w:left="5040" w:hanging="360"/>
+      </w:pPr>
+      <w:rPr>
+        <w:rFonts w:ascii="Wingdings" w:hAnsi="Wingdings" w:hint="default"/>
+        <w:sz w:val="20"/>
+      </w:rPr>
+    </w:lvl>
+    <w:lvl w:ilvl="7" w:tentative="1">
+      <w:start w:val="1"/>
+      <w:numFmt w:val="bullet"/>
+      <w:lvlText w:val=""/>
+      <w:lvlJc w:val="left"/>
+      <w:pPr>
+        <w:tabs>
+          <w:tab w:val="num" w:pos="5760"/>
+        </w:tabs>
+        <w:ind w:left="5760" w:hanging="360"/>
+      </w:pPr>
+      <w:rPr>
+        <w:rFonts w:ascii="Wingdings" w:hAnsi="Wingdings" w:hint="default"/>
+        <w:sz w:val="20"/>
+      </w:rPr>
+    </w:lvl>
+    <w:lvl w:ilvl="8" w:tentative="1">
+      <w:start w:val="1"/>
+      <w:numFmt w:val="bullet"/>
+      <w:lvlText w:val=""/>
+      <w:lvlJc w:val="left"/>
+      <w:pPr>
+        <w:tabs>
+          <w:tab w:val="num" w:pos="6480"/>
+        </w:tabs>
+        <w:ind w:left="6480" w:hanging="360"/>
+      </w:pPr>
+      <w:rPr>
+        <w:rFonts w:ascii="Wingdings" w:hAnsi="Wingdings" w:hint="default"/>
+        <w:sz w:val="20"/>
+      </w:rPr>
+    </w:lvl>
+  </w:abstractNum>
+  <w:abstractNum w:abstractNumId="16" w15:restartNumberingAfterBreak="0">
     <w:nsid w:val="60C76D98"/>
     <w:multiLevelType w:val="multilevel"/>
     <w:tmpl w:val="70F296B6"/>
@@ -3001,7 +3342,7 @@
       </w:rPr>
     </w:lvl>
   </w:abstractNum>
-  <w:abstractNum w:abstractNumId="16" w15:restartNumberingAfterBreak="0">
+  <w:abstractNum w:abstractNumId="17" w15:restartNumberingAfterBreak="0">
     <w:nsid w:val="66162C26"/>
     <w:multiLevelType w:val="multilevel"/>
     <w:tmpl w:val="E93A0168"/>
@@ -3114,7 +3455,305 @@
       </w:pPr>
     </w:lvl>
   </w:abstractNum>
-  <w:abstractNum w:abstractNumId="17" w15:restartNumberingAfterBreak="0">
+  <w:abstractNum w:abstractNumId="18" w15:restartNumberingAfterBreak="0">
+    <w:nsid w:val="68D50803"/>
+    <w:multiLevelType w:val="multilevel"/>
+    <w:tmpl w:val="F63E344C"/>
+    <w:lvl w:ilvl="0">
+      <w:start w:val="1"/>
+      <w:numFmt w:val="bullet"/>
+      <w:lvlText w:val=""/>
+      <w:lvlJc w:val="left"/>
+      <w:pPr>
+        <w:tabs>
+          <w:tab w:val="num" w:pos="720"/>
+        </w:tabs>
+        <w:ind w:left="720" w:hanging="360"/>
+      </w:pPr>
+      <w:rPr>
+        <w:rFonts w:ascii="Symbol" w:hAnsi="Symbol" w:hint="default"/>
+        <w:sz w:val="20"/>
+      </w:rPr>
+    </w:lvl>
+    <w:lvl w:ilvl="1">
+      <w:start w:val="1"/>
+      <w:numFmt w:val="bullet"/>
+      <w:lvlText w:val="o"/>
+      <w:lvlJc w:val="left"/>
+      <w:pPr>
+        <w:tabs>
+          <w:tab w:val="num" w:pos="1440"/>
+        </w:tabs>
+        <w:ind w:left="1440" w:hanging="360"/>
+      </w:pPr>
+      <w:rPr>
+        <w:rFonts w:ascii="Courier New" w:hAnsi="Courier New" w:hint="default"/>
+        <w:sz w:val="20"/>
+      </w:rPr>
+    </w:lvl>
+    <w:lvl w:ilvl="2" w:tentative="1">
+      <w:start w:val="1"/>
+      <w:numFmt w:val="bullet"/>
+      <w:lvlText w:val=""/>
+      <w:lvlJc w:val="left"/>
+      <w:pPr>
+        <w:tabs>
+          <w:tab w:val="num" w:pos="2160"/>
+        </w:tabs>
+        <w:ind w:left="2160" w:hanging="360"/>
+      </w:pPr>
+      <w:rPr>
+        <w:rFonts w:ascii="Wingdings" w:hAnsi="Wingdings" w:hint="default"/>
+        <w:sz w:val="20"/>
+      </w:rPr>
+    </w:lvl>
+    <w:lvl w:ilvl="3" w:tentative="1">
+      <w:start w:val="1"/>
+      <w:numFmt w:val="bullet"/>
+      <w:lvlText w:val=""/>
+      <w:lvlJc w:val="left"/>
+      <w:pPr>
+        <w:tabs>
+          <w:tab w:val="num" w:pos="2880"/>
+        </w:tabs>
+        <w:ind w:left="2880" w:hanging="360"/>
+      </w:pPr>
+      <w:rPr>
+        <w:rFonts w:ascii="Wingdings" w:hAnsi="Wingdings" w:hint="default"/>
+        <w:sz w:val="20"/>
+      </w:rPr>
+    </w:lvl>
+    <w:lvl w:ilvl="4" w:tentative="1">
+      <w:start w:val="1"/>
+      <w:numFmt w:val="bullet"/>
+      <w:lvlText w:val=""/>
+      <w:lvlJc w:val="left"/>
+      <w:pPr>
+        <w:tabs>
+          <w:tab w:val="num" w:pos="3600"/>
+        </w:tabs>
+        <w:ind w:left="3600" w:hanging="360"/>
+      </w:pPr>
+      <w:rPr>
+        <w:rFonts w:ascii="Wingdings" w:hAnsi="Wingdings" w:hint="default"/>
+        <w:sz w:val="20"/>
+      </w:rPr>
+    </w:lvl>
+    <w:lvl w:ilvl="5" w:tentative="1">
+      <w:start w:val="1"/>
+      <w:numFmt w:val="bullet"/>
+      <w:lvlText w:val=""/>
+      <w:lvlJc w:val="left"/>
+      <w:pPr>
+        <w:tabs>
+          <w:tab w:val="num" w:pos="4320"/>
+        </w:tabs>
+        <w:ind w:left="4320" w:hanging="360"/>
+      </w:pPr>
+      <w:rPr>
+        <w:rFonts w:ascii="Wingdings" w:hAnsi="Wingdings" w:hint="default"/>
+        <w:sz w:val="20"/>
+      </w:rPr>
+    </w:lvl>
+    <w:lvl w:ilvl="6" w:tentative="1">
+      <w:start w:val="1"/>
+      <w:numFmt w:val="bullet"/>
+      <w:lvlText w:val=""/>
+      <w:lvlJc w:val="left"/>
+      <w:pPr>
+        <w:tabs>
+          <w:tab w:val="num" w:pos="5040"/>
+        </w:tabs>
+        <w:ind w:left="5040" w:hanging="360"/>
+      </w:pPr>
+      <w:rPr>
+        <w:rFonts w:ascii="Wingdings" w:hAnsi="Wingdings" w:hint="default"/>
+        <w:sz w:val="20"/>
+      </w:rPr>
+    </w:lvl>
+    <w:lvl w:ilvl="7" w:tentative="1">
+      <w:start w:val="1"/>
+      <w:numFmt w:val="bullet"/>
+      <w:lvlText w:val=""/>
+      <w:lvlJc w:val="left"/>
+      <w:pPr>
+        <w:tabs>
+          <w:tab w:val="num" w:pos="5760"/>
+        </w:tabs>
+        <w:ind w:left="5760" w:hanging="360"/>
+      </w:pPr>
+      <w:rPr>
+        <w:rFonts w:ascii="Wingdings" w:hAnsi="Wingdings" w:hint="default"/>
+        <w:sz w:val="20"/>
+      </w:rPr>
+    </w:lvl>
+    <w:lvl w:ilvl="8" w:tentative="1">
+      <w:start w:val="1"/>
+      <w:numFmt w:val="bullet"/>
+      <w:lvlText w:val=""/>
+      <w:lvlJc w:val="left"/>
+      <w:pPr>
+        <w:tabs>
+          <w:tab w:val="num" w:pos="6480"/>
+        </w:tabs>
+        <w:ind w:left="6480" w:hanging="360"/>
+      </w:pPr>
+      <w:rPr>
+        <w:rFonts w:ascii="Wingdings" w:hAnsi="Wingdings" w:hint="default"/>
+        <w:sz w:val="20"/>
+      </w:rPr>
+    </w:lvl>
+  </w:abstractNum>
+  <w:abstractNum w:abstractNumId="19" w15:restartNumberingAfterBreak="0">
+    <w:nsid w:val="71190CD6"/>
+    <w:multiLevelType w:val="multilevel"/>
+    <w:tmpl w:val="47C6D078"/>
+    <w:lvl w:ilvl="0">
+      <w:start w:val="1"/>
+      <w:numFmt w:val="bullet"/>
+      <w:lvlText w:val=""/>
+      <w:lvlJc w:val="left"/>
+      <w:pPr>
+        <w:tabs>
+          <w:tab w:val="num" w:pos="720"/>
+        </w:tabs>
+        <w:ind w:left="720" w:hanging="360"/>
+      </w:pPr>
+      <w:rPr>
+        <w:rFonts w:ascii="Symbol" w:hAnsi="Symbol" w:hint="default"/>
+        <w:sz w:val="20"/>
+      </w:rPr>
+    </w:lvl>
+    <w:lvl w:ilvl="1">
+      <w:start w:val="1"/>
+      <w:numFmt w:val="bullet"/>
+      <w:lvlText w:val="o"/>
+      <w:lvlJc w:val="left"/>
+      <w:pPr>
+        <w:tabs>
+          <w:tab w:val="num" w:pos="1440"/>
+        </w:tabs>
+        <w:ind w:left="1440" w:hanging="360"/>
+      </w:pPr>
+      <w:rPr>
+        <w:rFonts w:ascii="Courier New" w:hAnsi="Courier New" w:hint="default"/>
+        <w:sz w:val="20"/>
+      </w:rPr>
+    </w:lvl>
+    <w:lvl w:ilvl="2" w:tentative="1">
+      <w:start w:val="1"/>
+      <w:numFmt w:val="bullet"/>
+      <w:lvlText w:val=""/>
+      <w:lvlJc w:val="left"/>
+      <w:pPr>
+        <w:tabs>
+          <w:tab w:val="num" w:pos="2160"/>
+        </w:tabs>
+        <w:ind w:left="2160" w:hanging="360"/>
+      </w:pPr>
+      <w:rPr>
+        <w:rFonts w:ascii="Wingdings" w:hAnsi="Wingdings" w:hint="default"/>
+        <w:sz w:val="20"/>
+      </w:rPr>
+    </w:lvl>
+    <w:lvl w:ilvl="3" w:tentative="1">
+      <w:start w:val="1"/>
+      <w:numFmt w:val="bullet"/>
+      <w:lvlText w:val=""/>
+      <w:lvlJc w:val="left"/>
+      <w:pPr>
+        <w:tabs>
+          <w:tab w:val="num" w:pos="2880"/>
+        </w:tabs>
+        <w:ind w:left="2880" w:hanging="360"/>
+      </w:pPr>
+      <w:rPr>
+        <w:rFonts w:ascii="Wingdings" w:hAnsi="Wingdings" w:hint="default"/>
+        <w:sz w:val="20"/>
+      </w:rPr>
+    </w:lvl>
+    <w:lvl w:ilvl="4" w:tentative="1">
+      <w:start w:val="1"/>
+      <w:numFmt w:val="bullet"/>
+      <w:lvlText w:val=""/>
+      <w:lvlJc w:val="left"/>
+      <w:pPr>
+        <w:tabs>
+          <w:tab w:val="num" w:pos="3600"/>
+        </w:tabs>
+        <w:ind w:left="3600" w:hanging="360"/>
+      </w:pPr>
+      <w:rPr>
+        <w:rFonts w:ascii="Wingdings" w:hAnsi="Wingdings" w:hint="default"/>
+        <w:sz w:val="20"/>
+      </w:rPr>
+    </w:lvl>
+    <w:lvl w:ilvl="5" w:tentative="1">
+      <w:start w:val="1"/>
+      <w:numFmt w:val="bullet"/>
+      <w:lvlText w:val=""/>
+      <w:lvlJc w:val="left"/>
+      <w:pPr>
+        <w:tabs>
+          <w:tab w:val="num" w:pos="4320"/>
+        </w:tabs>
+        <w:ind w:left="4320" w:hanging="360"/>
+      </w:pPr>
+      <w:rPr>
+        <w:rFonts w:ascii="Wingdings" w:hAnsi="Wingdings" w:hint="default"/>
+        <w:sz w:val="20"/>
+      </w:rPr>
+    </w:lvl>
+    <w:lvl w:ilvl="6" w:tentative="1">
+      <w:start w:val="1"/>
+      <w:numFmt w:val="bullet"/>
+      <w:lvlText w:val=""/>
+      <w:lvlJc w:val="left"/>
+      <w:pPr>
+        <w:tabs>
+          <w:tab w:val="num" w:pos="5040"/>
+        </w:tabs>
+        <w:ind w:left="5040" w:hanging="360"/>
+      </w:pPr>
+      <w:rPr>
+        <w:rFonts w:ascii="Wingdings" w:hAnsi="Wingdings" w:hint="default"/>
+        <w:sz w:val="20"/>
+      </w:rPr>
+    </w:lvl>
+    <w:lvl w:ilvl="7" w:tentative="1">
+      <w:start w:val="1"/>
+      <w:numFmt w:val="bullet"/>
+      <w:lvlText w:val=""/>
+      <w:lvlJc w:val="left"/>
+      <w:pPr>
+        <w:tabs>
+          <w:tab w:val="num" w:pos="5760"/>
+        </w:tabs>
+        <w:ind w:left="5760" w:hanging="360"/>
+      </w:pPr>
+      <w:rPr>
+        <w:rFonts w:ascii="Wingdings" w:hAnsi="Wingdings" w:hint="default"/>
+        <w:sz w:val="20"/>
+      </w:rPr>
+    </w:lvl>
+    <w:lvl w:ilvl="8" w:tentative="1">
+      <w:start w:val="1"/>
+      <w:numFmt w:val="bullet"/>
+      <w:lvlText w:val=""/>
+      <w:lvlJc w:val="left"/>
+      <w:pPr>
+        <w:tabs>
+          <w:tab w:val="num" w:pos="6480"/>
+        </w:tabs>
+        <w:ind w:left="6480" w:hanging="360"/>
+      </w:pPr>
+      <w:rPr>
+        <w:rFonts w:ascii="Wingdings" w:hAnsi="Wingdings" w:hint="default"/>
+        <w:sz w:val="20"/>
+      </w:rPr>
+    </w:lvl>
+  </w:abstractNum>
+  <w:abstractNum w:abstractNumId="20" w15:restartNumberingAfterBreak="0">
     <w:nsid w:val="7D9B68BD"/>
     <w:multiLevelType w:val="multilevel"/>
     <w:tmpl w:val="C5525EF4"/>
@@ -3264,10 +3903,10 @@
     </w:lvl>
   </w:abstractNum>
   <w:num w:numId="1" w16cid:durableId="532615140">
-    <w:abstractNumId w:val="17"/>
+    <w:abstractNumId w:val="20"/>
   </w:num>
   <w:num w:numId="2" w16cid:durableId="449203293">
-    <w:abstractNumId w:val="15"/>
+    <w:abstractNumId w:val="16"/>
   </w:num>
   <w:num w:numId="3" w16cid:durableId="2050689972">
     <w:abstractNumId w:val="11"/>
@@ -3285,7 +3924,7 @@
     <w:abstractNumId w:val="12"/>
   </w:num>
   <w:num w:numId="8" w16cid:durableId="665400520">
-    <w:abstractNumId w:val="16"/>
+    <w:abstractNumId w:val="17"/>
   </w:num>
   <w:num w:numId="9" w16cid:durableId="125396374">
     <w:abstractNumId w:val="0"/>
@@ -3316,6 +3955,15 @@
   </w:num>
   <w:num w:numId="18" w16cid:durableId="953555661">
     <w:abstractNumId w:val="13"/>
+  </w:num>
+  <w:num w:numId="19" w16cid:durableId="1276592735">
+    <w:abstractNumId w:val="15"/>
+  </w:num>
+  <w:num w:numId="20" w16cid:durableId="643505953">
+    <w:abstractNumId w:val="19"/>
+  </w:num>
+  <w:num w:numId="21" w16cid:durableId="1563907607">
+    <w:abstractNumId w:val="18"/>
   </w:num>
 </w:numbering>
 </file>
@@ -3931,6 +4579,7 @@
   <w:style w:type="character" w:default="1" w:styleId="Policepardfaut">
     <w:name w:val="Default Paragraph Font"/>
     <w:uiPriority w:val="1"/>
+    <w:semiHidden/>
     <w:unhideWhenUsed/>
   </w:style>
   <w:style w:type="table" w:default="1" w:styleId="TableauNormal">
@@ -4244,6 +4893,34 @@
       <w:spacing w:val="5"/>
     </w:rPr>
   </w:style>
+  <w:style w:type="character" w:styleId="lev">
+    <w:name w:val="Strong"/>
+    <w:basedOn w:val="Policepardfaut"/>
+    <w:uiPriority w:val="22"/>
+    <w:qFormat/>
+    <w:rsid w:val="001A1164"/>
+    <w:rPr>
+      <w:b/>
+      <w:bCs/>
+    </w:rPr>
+  </w:style>
+  <w:style w:type="paragraph" w:styleId="NormalWeb">
+    <w:name w:val="Normal (Web)"/>
+    <w:basedOn w:val="Normal"/>
+    <w:uiPriority w:val="99"/>
+    <w:semiHidden/>
+    <w:unhideWhenUsed/>
+    <w:rsid w:val="001A1164"/>
+    <w:pPr>
+      <w:spacing w:before="100" w:beforeAutospacing="1" w:after="100" w:afterAutospacing="1" w:line="240" w:lineRule="auto"/>
+    </w:pPr>
+    <w:rPr>
+      <w:rFonts w:ascii="Times New Roman" w:eastAsia="Times New Roman" w:hAnsi="Times New Roman" w:cs="Times New Roman"/>
+      <w:kern w:val="0"/>
+      <w:lang w:eastAsia="fr-FR"/>
+      <w14:ligatures w14:val="none"/>
+    </w:rPr>
+  </w:style>
 </w:styles>
 </file>
 
